--- a/КР/ОП_КР_СП_ИУ5-42Б_Воробьев_СП_2026.docx
+++ b/КР/ОП_КР_СП_ИУ5-42Б_Воробьев_СП_2026.docx
@@ -25,10 +25,39 @@
     </w:p>
     <w:p>
       <w:pPr>
+        <w:pStyle w:val="AuthorRight"/>
+      </w:pPr>
+      <w:r>
+        <w:t xml:space="preserve">Утверждаю:</w:t>
+      </w:r>
+    </w:p>
+    <w:p>
+      <w:pPr>
+        <w:pStyle w:val="AuthorRight"/>
+      </w:pPr>
+      <w:r>
+        <w:t xml:space="preserve">Большаков С.А.</w:t>
+      </w:r>
+    </w:p>
+    <w:p>
+      <w:pPr>
+        <w:pStyle w:val="AuthorRight"/>
+      </w:pPr>
+      <w:r>
+        <w:t xml:space="preserve">«   » ___________ 2026 г.</w:t>
+      </w:r>
+    </w:p>
+    <w:p>
+      <w:pPr>
+        <w:spacing w:before="360" w:after="360"/>
+      </w:pPr>
+    </w:p>
+    <w:p>
+      <w:pPr>
         <w:pStyle w:val="Author"/>
       </w:pPr>
       <w:r>
-        <w:t xml:space="preserve">Утверждаю:</w:t>
+        <w:t xml:space="preserve">Курсовая работа по курсу «Системное программирование»</w:t>
       </w:r>
     </w:p>
     <w:p>
@@ -36,15 +65,66 @@
         <w:pStyle w:val="Author"/>
       </w:pPr>
       <w:r>
-        <w:t xml:space="preserve">Большаков С.А.</w:t>
-      </w:r>
+        <w:t xml:space="preserve">«Резидентная программа (TSR)»</w:t>
+      </w:r>
+    </w:p>
+    <w:p>
+      <w:pPr>
+        <w:spacing w:before="360" w:after="360"/>
+      </w:pPr>
     </w:p>
     <w:p>
       <w:pPr>
         <w:pStyle w:val="Author"/>
       </w:pPr>
       <w:r>
-        <w:t xml:space="preserve">«   » ___________ 2026 г.</w:t>
+        <w:rPr>
+          <w:u w:val="single"/>
+        </w:rPr>
+        <w:t xml:space="preserve">Описание применения</w:t>
+      </w:r>
+    </w:p>
+    <w:p>
+      <w:pPr>
+        <w:pStyle w:val="Author"/>
+      </w:pPr>
+      <w:r>
+        <w:t xml:space="preserve">(вид документа)</w:t>
+      </w:r>
+    </w:p>
+    <w:p>
+      <w:pPr>
+        <w:pStyle w:val="Author"/>
+      </w:pPr>
+      <w:r>
+        <w:rPr>
+          <w:u w:val="single"/>
+        </w:rPr>
+        <w:t xml:space="preserve">писчая бумага</w:t>
+      </w:r>
+    </w:p>
+    <w:p>
+      <w:pPr>
+        <w:pStyle w:val="Author"/>
+      </w:pPr>
+      <w:r>
+        <w:t xml:space="preserve">(вид носителя)</w:t>
+      </w:r>
+    </w:p>
+    <w:p>
+      <w:pPr>
+        <w:pStyle w:val="Author"/>
+      </w:pPr>
+      <w:r>
+        <w:t xml:space="preserve">5</w:t>
+      </w:r>
+    </w:p>
+    <w:p>
+      <w:pPr>
+        <w:pStyle w:val="Author"/>
+      </w:pPr>
+      <w:r>
+        <w:t xml:space="preserve">(количество листов)</w:t>
       </w:r>
     </w:p>
     <w:p>
@@ -54,81 +134,7 @@
     </w:p>
     <w:p>
       <w:pPr>
-        <w:pStyle w:val="Author"/>
-      </w:pPr>
-      <w:r>
-        <w:t xml:space="preserve">Курсовая работа по курсу «Системное программирование»</w:t>
-      </w:r>
-    </w:p>
-    <w:p>
-      <w:pPr>
-        <w:pStyle w:val="Author"/>
-      </w:pPr>
-      <w:r>
-        <w:t xml:space="preserve">«Резидентная программа (TSR)»</w:t>
-      </w:r>
-    </w:p>
-    <w:p>
-      <w:pPr>
-        <w:spacing w:before="360" w:after="360"/>
-      </w:pPr>
-    </w:p>
-    <w:p>
-      <w:pPr>
-        <w:pStyle w:val="Title"/>
-      </w:pPr>
-      <w:r>
-        <w:t xml:space="preserve">Описание применения</w:t>
-      </w:r>
-    </w:p>
-    <w:p>
-      <w:pPr>
-        <w:pStyle w:val="Author"/>
-      </w:pPr>
-      <w:r>
-        <w:t xml:space="preserve">(вид документа)</w:t>
-      </w:r>
-    </w:p>
-    <w:p>
-      <w:pPr>
-        <w:pStyle w:val="Author"/>
-      </w:pPr>
-      <w:r>
-        <w:t xml:space="preserve">писчая бумага</w:t>
-      </w:r>
-    </w:p>
-    <w:p>
-      <w:pPr>
-        <w:pStyle w:val="Author"/>
-      </w:pPr>
-      <w:r>
-        <w:t xml:space="preserve">(вид носителя)</w:t>
-      </w:r>
-    </w:p>
-    <w:p>
-      <w:pPr>
-        <w:pStyle w:val="Title"/>
-      </w:pPr>
-      <w:r>
-        <w:t xml:space="preserve">4</w:t>
-      </w:r>
-    </w:p>
-    <w:p>
-      <w:pPr>
-        <w:pStyle w:val="Author"/>
-      </w:pPr>
-      <w:r>
-        <w:t xml:space="preserve">(количество листов)</w:t>
-      </w:r>
-    </w:p>
-    <w:p>
-      <w:pPr>
-        <w:spacing w:before="360" w:after="360"/>
-      </w:pPr>
-    </w:p>
-    <w:p>
-      <w:pPr>
-        <w:pStyle w:val="Author"/>
+        <w:pStyle w:val="AuthorRight"/>
       </w:pPr>
       <w:r>
         <w:t xml:space="preserve">ИСПОЛНИТЕЛИ:</w:t>
@@ -136,7 +142,7 @@
     </w:p>
     <w:p>
       <w:pPr>
-        <w:pStyle w:val="Author"/>
+        <w:pStyle w:val="AuthorRight"/>
       </w:pPr>
       <w:r>
         <w:t xml:space="preserve">студент группы ИУ5-42Б</w:t>
@@ -144,17 +150,10 @@
     </w:p>
     <w:p>
       <w:pPr>
-        <w:pStyle w:val="Author"/>
-      </w:pPr>
-      <w:r>
-        <w:rPr>
-          <w:b/>
-          <w:bCs/>
-        </w:rPr>
-        <w:t xml:space="preserve">Воробьев Е. А.</w:t>
-      </w:r>
-      <w:r>
-        <w:t xml:space="preserve">, «   » ___________ 2026 г.</w:t>
+        <w:pStyle w:val="AuthorRight"/>
+      </w:pPr>
+      <w:r>
+        <w:t xml:space="preserve">Воробьев Е. А., «   » ___________ 2026 г.</w:t>
       </w:r>
     </w:p>
     <w:p>
@@ -1418,6 +1417,16 @@
     <w:rPr>
       <w:i/>
     </w:rPr>
+  </w:style>
+  <w:style w:styleId="AuthorRight" w:type="paragraph">
+    <w:name w:val="AuthorRight"/>
+    <w:basedOn w:val="Normal"/>
+    <w:next w:val="BodyText"/>
+    <w:qFormat/>
+    <w:pPr>
+      <w:ind w:firstLine="0"/>
+      <w:jc w:val="right"/>
+    </w:pPr>
   </w:style>
   <w:style w:type="character" w:customStyle="1" w:styleId="KeywordTok">
     <w:name w:val="KeywordTok"/>
